--- a/Calendario2026/Ejercicios/14_RIP/Ejercicio14_RIP.docx
+++ b/Calendario2026/Ejercicios/14_RIP/Ejercicio14_RIP.docx
@@ -172,7 +172,7 @@
                                     </pic:cNvPicPr>
                                   </pic:nvPicPr>
                                   <pic:blipFill>
-                                    <a:blip r:embed="rId5">
+                                    <a:blip r:embed="rId6">
                                       <a:extLst>
                                         <a:ext uri="{28A0092B-C50C-407E-A947-70E740481C1C}">
                                           <a14:useLocalDpi xmlns:a14="http://schemas.microsoft.com/office/drawing/2010/main" val="0"/>
@@ -296,7 +296,7 @@
     </w:p>
     <w:p>
       <w:pPr>
-        <w:pStyle w:val="Heading4"/>
+        <w:pStyle w:val="Ttulo4"/>
         <w:shd w:val="clear" w:color="auto" w:fill="FFFFFF"/>
         <w:spacing w:before="0" w:line="300" w:lineRule="exact"/>
         <w:jc w:val="both"/>
@@ -325,25 +325,15 @@
       </w:r>
       <w:r>
         <w:rPr>
-          <w:rStyle w:val="Strong"/>
+          <w:rStyle w:val="Fuerte"/>
           <w:rFonts w:ascii="Arial" w:hAnsi="Arial" w:cs="Arial"/>
           <w:color w:val="000000"/>
         </w:rPr>
-        <w:t xml:space="preserve">Network </w:t>
-      </w:r>
-      <w:proofErr w:type="spellStart"/>
-      <w:r>
-        <w:rPr>
-          <w:rStyle w:val="Strong"/>
-          <w:rFonts w:ascii="Arial" w:hAnsi="Arial" w:cs="Arial"/>
-          <w:color w:val="000000"/>
-        </w:rPr>
-        <w:t>Consulting</w:t>
-      </w:r>
-      <w:proofErr w:type="spellEnd"/>
-      <w:r>
-        <w:rPr>
-          <w:rStyle w:val="Strong"/>
+        <w:t>Network Consulting</w:t>
+      </w:r>
+      <w:r>
+        <w:rPr>
+          <w:rStyle w:val="Fuerte"/>
           <w:rFonts w:ascii="Arial" w:hAnsi="Arial" w:cs="Arial"/>
           <w:b w:val="0"/>
           <w:bCs w:val="0"/>
@@ -364,7 +354,7 @@
       </w:r>
       <w:r>
         <w:rPr>
-          <w:rStyle w:val="Strong"/>
+          <w:rStyle w:val="Fuerte"/>
           <w:rFonts w:ascii="Arial" w:hAnsi="Arial" w:cs="Arial"/>
           <w:i w:val="0"/>
           <w:iCs w:val="0"/>
@@ -374,7 +364,7 @@
       </w:r>
       <w:r>
         <w:rPr>
-          <w:rStyle w:val="Strong"/>
+          <w:rStyle w:val="Fuerte"/>
           <w:rFonts w:ascii="Arial" w:hAnsi="Arial" w:cs="Arial"/>
           <w:b w:val="0"/>
           <w:bCs w:val="0"/>
@@ -406,7 +396,7 @@
       </w:r>
       <w:r>
         <w:rPr>
-          <w:rStyle w:val="Strong"/>
+          <w:rStyle w:val="Fuerte"/>
           <w:rFonts w:ascii="Arial" w:hAnsi="Arial" w:cs="Arial"/>
           <w:i w:val="0"/>
           <w:iCs w:val="0"/>
@@ -416,7 +406,7 @@
       </w:r>
       <w:r>
         <w:rPr>
-          <w:rStyle w:val="Strong"/>
+          <w:rStyle w:val="Fuerte"/>
           <w:rFonts w:ascii="Arial" w:hAnsi="Arial" w:cs="Arial"/>
           <w:i w:val="0"/>
           <w:iCs w:val="0"/>
@@ -426,7 +416,7 @@
       </w:r>
       <w:r>
         <w:rPr>
-          <w:rStyle w:val="Strong"/>
+          <w:rStyle w:val="Fuerte"/>
           <w:rFonts w:ascii="Arial" w:hAnsi="Arial" w:cs="Arial"/>
           <w:b w:val="0"/>
           <w:bCs w:val="0"/>
@@ -438,7 +428,7 @@
       </w:r>
       <w:r>
         <w:rPr>
-          <w:rStyle w:val="Strong"/>
+          <w:rStyle w:val="Fuerte"/>
           <w:rFonts w:ascii="Arial" w:hAnsi="Arial" w:cs="Arial"/>
           <w:i w:val="0"/>
           <w:iCs w:val="0"/>
@@ -459,12 +449,12 @@
     <w:p/>
     <w:p>
       <w:pPr>
-        <w:pStyle w:val="Heading4"/>
+        <w:pStyle w:val="Ttulo4"/>
         <w:shd w:val="clear" w:color="auto" w:fill="FFFFFF"/>
         <w:spacing w:before="0" w:line="300" w:lineRule="exact"/>
         <w:jc w:val="both"/>
         <w:rPr>
-          <w:rStyle w:val="Strong"/>
+          <w:rStyle w:val="Fuerte"/>
           <w:rFonts w:ascii="Arial" w:hAnsi="Arial" w:cs="Arial"/>
           <w:i w:val="0"/>
           <w:iCs w:val="0"/>
@@ -482,7 +472,7 @@
       </w:r>
       <w:r>
         <w:rPr>
-          <w:rStyle w:val="Strong"/>
+          <w:rStyle w:val="Fuerte"/>
           <w:rFonts w:ascii="Arial" w:hAnsi="Arial" w:cs="Arial"/>
           <w:i w:val="0"/>
           <w:iCs w:val="0"/>
@@ -516,7 +506,7 @@
       </w:r>
       <w:r>
         <w:rPr>
-          <w:rStyle w:val="Strong"/>
+          <w:rStyle w:val="Fuerte"/>
           <w:rFonts w:ascii="Arial" w:hAnsi="Arial" w:cs="Arial"/>
           <w:b w:val="0"/>
           <w:bCs w:val="0"/>
@@ -533,7 +523,7 @@
       </w:r>
       <w:r>
         <w:rPr>
-          <w:rStyle w:val="Strong"/>
+          <w:rStyle w:val="Fuerte"/>
           <w:rFonts w:ascii="Arial" w:hAnsi="Arial" w:cs="Arial"/>
           <w:color w:val="000000"/>
         </w:rPr>
@@ -599,7 +589,7 @@
       </w:r>
       <w:r>
         <w:rPr>
-          <w:rStyle w:val="Strong"/>
+          <w:rStyle w:val="Fuerte"/>
           <w:rFonts w:ascii="Arial" w:hAnsi="Arial" w:cs="Arial"/>
           <w:b w:val="0"/>
           <w:bCs w:val="0"/>
@@ -616,7 +606,7 @@
       </w:r>
       <w:r>
         <w:rPr>
-          <w:rStyle w:val="Strong"/>
+          <w:rStyle w:val="Fuerte"/>
           <w:rFonts w:ascii="Arial" w:hAnsi="Arial" w:cs="Arial"/>
           <w:color w:val="000000"/>
         </w:rPr>
@@ -624,7 +614,7 @@
       </w:r>
       <w:r>
         <w:rPr>
-          <w:rStyle w:val="Strong"/>
+          <w:rStyle w:val="Fuerte"/>
           <w:rFonts w:ascii="Arial" w:hAnsi="Arial" w:cs="Arial"/>
           <w:color w:val="000000"/>
         </w:rPr>
@@ -632,7 +622,7 @@
       </w:r>
       <w:r>
         <w:rPr>
-          <w:rStyle w:val="Strong"/>
+          <w:rStyle w:val="Fuerte"/>
           <w:rFonts w:ascii="Arial" w:hAnsi="Arial" w:cs="Arial"/>
           <w:color w:val="000000"/>
         </w:rPr>
@@ -759,10 +749,10 @@
                                 <w:noProof/>
                               </w:rPr>
                               <w:drawing>
-                                <wp:inline distT="0" distB="0" distL="0" distR="0" wp14:anchorId="743C911B" wp14:editId="228D9B22">
-                                  <wp:extent cx="6711344" cy="4352925"/>
-                                  <wp:effectExtent l="0" t="0" r="0" b="0"/>
-                                  <wp:docPr id="2079147663" name="Picture 1" descr="A diagram of a computer network&#10;&#10;AI-generated content may be incorrect."/>
+                                <wp:inline distT="0" distB="0" distL="0" distR="0" wp14:anchorId="0185A3F3" wp14:editId="3DCDC90F">
+                                  <wp:extent cx="6666230" cy="4290695"/>
+                                  <wp:effectExtent l="0" t="0" r="1270" b="0"/>
+                                  <wp:docPr id="2051419587" name="Imagen 1"/>
                                   <wp:cNvGraphicFramePr>
                                     <a:graphicFrameLocks xmlns:a="http://schemas.openxmlformats.org/drawingml/2006/main" noChangeAspect="1"/>
                                   </wp:cNvGraphicFramePr>
@@ -770,11 +760,11 @@
                                     <a:graphicData uri="http://schemas.openxmlformats.org/drawingml/2006/picture">
                                       <pic:pic xmlns:pic="http://schemas.openxmlformats.org/drawingml/2006/picture">
                                         <pic:nvPicPr>
-                                          <pic:cNvPr id="2079147663" name="Picture 1" descr="A diagram of a computer network&#10;&#10;AI-generated content may be incorrect."/>
+                                          <pic:cNvPr id="2051419587" name=""/>
                                           <pic:cNvPicPr/>
                                         </pic:nvPicPr>
                                         <pic:blipFill>
-                                          <a:blip r:embed="rId6"/>
+                                          <a:blip r:embed="rId7"/>
                                           <a:stretch>
                                             <a:fillRect/>
                                           </a:stretch>
@@ -782,7 +772,7 @@
                                         <pic:spPr>
                                           <a:xfrm>
                                             <a:off x="0" y="0"/>
-                                            <a:ext cx="6733217" cy="4367112"/>
+                                            <a:ext cx="6666230" cy="4290695"/>
                                           </a:xfrm>
                                           <a:prstGeom prst="rect">
                                             <a:avLst/>
@@ -814,7 +804,11 @@
           </mc:Choice>
           <mc:Fallback>
             <w:pict>
-              <v:shape w14:anchorId="03E4E414" id="_x0000_s1027" type="#_x0000_t202" style="position:absolute;left:0;text-align:left;margin-left:0;margin-top:26pt;width:540pt;height:347.25pt;z-index:251666432;visibility:visible;mso-wrap-style:square;mso-width-percent:0;mso-height-percent:0;mso-wrap-distance-left:9pt;mso-wrap-distance-top:3.6pt;mso-wrap-distance-right:9pt;mso-wrap-distance-bottom:3.6pt;mso-position-horizontal:left;mso-position-horizontal-relative:margin;mso-position-vertical:absolute;mso-position-vertical-relative:text;mso-width-percent:0;mso-height-percent:0;mso-width-relative:margin;mso-height-relative:margin;v-text-anchor:top" o:gfxdata="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">
+              <v:shapetype w14:anchorId="03E4E414" id="_x0000_t202" coordsize="21600,21600" o:spt="202" path="m,l,21600r21600,l21600,xe">
+                <v:stroke joinstyle="miter"/>
+                <v:path gradientshapeok="t" o:connecttype="rect"/>
+              </v:shapetype>
+              <v:shape id="_x0000_s1027" type="#_x0000_t202" style="position:absolute;left:0;text-align:left;margin-left:0;margin-top:26pt;width:540pt;height:347.25pt;z-index:251666432;visibility:visible;mso-wrap-style:square;mso-width-percent:0;mso-height-percent:0;mso-wrap-distance-left:9pt;mso-wrap-distance-top:3.6pt;mso-wrap-distance-right:9pt;mso-wrap-distance-bottom:3.6pt;mso-position-horizontal:left;mso-position-horizontal-relative:margin;mso-position-vertical:absolute;mso-position-vertical-relative:text;mso-width-percent:0;mso-height-percent:0;mso-width-relative:margin;mso-height-relative:margin;v-text-anchor:top" o:gfxdata="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">
                 <v:textbox>
                   <w:txbxContent>
                     <w:p>
@@ -823,10 +817,10 @@
                           <w:noProof/>
                         </w:rPr>
                         <w:drawing>
-                          <wp:inline distT="0" distB="0" distL="0" distR="0" wp14:anchorId="743C911B" wp14:editId="228D9B22">
-                            <wp:extent cx="6711344" cy="4352925"/>
-                            <wp:effectExtent l="0" t="0" r="0" b="0"/>
-                            <wp:docPr id="2079147663" name="Picture 1" descr="A diagram of a computer network&#10;&#10;AI-generated content may be incorrect."/>
+                          <wp:inline distT="0" distB="0" distL="0" distR="0" wp14:anchorId="0185A3F3" wp14:editId="3DCDC90F">
+                            <wp:extent cx="6666230" cy="4290695"/>
+                            <wp:effectExtent l="0" t="0" r="1270" b="0"/>
+                            <wp:docPr id="2051419587" name="Imagen 1"/>
                             <wp:cNvGraphicFramePr>
                               <a:graphicFrameLocks xmlns:a="http://schemas.openxmlformats.org/drawingml/2006/main" noChangeAspect="1"/>
                             </wp:cNvGraphicFramePr>
@@ -834,11 +828,11 @@
                               <a:graphicData uri="http://schemas.openxmlformats.org/drawingml/2006/picture">
                                 <pic:pic xmlns:pic="http://schemas.openxmlformats.org/drawingml/2006/picture">
                                   <pic:nvPicPr>
-                                    <pic:cNvPr id="2079147663" name="Picture 1" descr="A diagram of a computer network&#10;&#10;AI-generated content may be incorrect."/>
+                                    <pic:cNvPr id="2051419587" name=""/>
                                     <pic:cNvPicPr/>
                                   </pic:nvPicPr>
                                   <pic:blipFill>
-                                    <a:blip r:embed="rId6"/>
+                                    <a:blip r:embed="rId7"/>
                                     <a:stretch>
                                       <a:fillRect/>
                                     </a:stretch>
@@ -846,7 +840,7 @@
                                   <pic:spPr>
                                     <a:xfrm>
                                       <a:off x="0" y="0"/>
-                                      <a:ext cx="6733217" cy="4367112"/>
+                                      <a:ext cx="6666230" cy="4290695"/>
                                     </a:xfrm>
                                     <a:prstGeom prst="rect">
                                       <a:avLst/>
@@ -979,7 +973,7 @@
     </w:p>
     <w:p>
       <w:pPr>
-        <w:pStyle w:val="Heading4"/>
+        <w:pStyle w:val="Ttulo4"/>
         <w:shd w:val="clear" w:color="auto" w:fill="FFFFFF"/>
         <w:spacing w:before="0" w:line="300" w:lineRule="exact"/>
         <w:jc w:val="both"/>
@@ -1269,7 +1263,6 @@
                 <w:szCs w:val="20"/>
               </w:rPr>
             </w:pPr>
-            <w:proofErr w:type="spellStart"/>
             <w:r>
               <w:rPr>
                 <w:rFonts w:ascii="Arial"/>
@@ -1279,7 +1272,6 @@
               </w:rPr>
               <w:t>MyISP</w:t>
             </w:r>
-            <w:proofErr w:type="spellEnd"/>
           </w:p>
         </w:tc>
         <w:tc>
@@ -1694,7 +1686,6 @@
                 <w:szCs w:val="20"/>
               </w:rPr>
             </w:pPr>
-            <w:proofErr w:type="spellStart"/>
             <w:r>
               <w:rPr>
                 <w:rFonts w:ascii="Arial"/>
@@ -1705,7 +1696,6 @@
               </w:rPr>
               <w:t>RFr</w:t>
             </w:r>
-            <w:proofErr w:type="spellEnd"/>
           </w:p>
         </w:tc>
         <w:tc>
@@ -3737,7 +3727,6 @@
                 <w:lang w:val="en-US"/>
               </w:rPr>
             </w:pPr>
-            <w:proofErr w:type="spellStart"/>
             <w:r>
               <w:rPr>
                 <w:rFonts w:ascii="Arial" w:hAnsi="Arial" w:cs="Arial"/>
@@ -3745,17 +3734,7 @@
                 <w:color w:val="000000"/>
                 <w:lang w:val="en-US"/>
               </w:rPr>
-              <w:t>Acceso</w:t>
-            </w:r>
-            <w:proofErr w:type="spellEnd"/>
-            <w:r>
-              <w:rPr>
-                <w:rFonts w:ascii="Arial" w:hAnsi="Arial" w:cs="Arial"/>
-                <w:b/>
-                <w:color w:val="000000"/>
-                <w:lang w:val="en-US"/>
-              </w:rPr>
-              <w:t xml:space="preserve"> Web o Ping </w:t>
+              <w:t xml:space="preserve">Acceso Web o Ping </w:t>
             </w:r>
           </w:p>
           <w:p>
@@ -4273,7 +4252,6 @@
                 <w:lang w:val="en-US"/>
               </w:rPr>
             </w:pPr>
-            <w:proofErr w:type="spellStart"/>
             <w:r>
               <w:rPr>
                 <w:rFonts w:ascii="Arial" w:hAnsi="Arial" w:cs="Arial"/>
@@ -4281,17 +4259,7 @@
                 <w:color w:val="000000"/>
                 <w:lang w:val="en-US"/>
               </w:rPr>
-              <w:t>Acceso</w:t>
-            </w:r>
-            <w:proofErr w:type="spellEnd"/>
-            <w:r>
-              <w:rPr>
-                <w:rFonts w:ascii="Arial" w:hAnsi="Arial" w:cs="Arial"/>
-                <w:b/>
-                <w:color w:val="000000"/>
-                <w:lang w:val="en-US"/>
-              </w:rPr>
-              <w:t xml:space="preserve"> Web o Ping </w:t>
+              <w:t xml:space="preserve">Acceso Web o Ping </w:t>
             </w:r>
           </w:p>
           <w:p>
@@ -4653,14 +4621,12 @@
         </w:rPr>
         <w:t xml:space="preserve"> </w:t>
       </w:r>
-      <w:proofErr w:type="spellStart"/>
       <w:r>
         <w:rPr>
           <w:rFonts w:ascii="Arial" w:hAnsi="Arial" w:cs="Arial"/>
         </w:rPr>
         <w:t>routers</w:t>
       </w:r>
-      <w:proofErr w:type="spellEnd"/>
       <w:r>
         <w:rPr>
           <w:rFonts w:ascii="Arial" w:hAnsi="Arial" w:cs="Arial"/>
@@ -6391,7 +6357,7 @@
       <w:lang w:val="es-ES" w:eastAsia="es-ES"/>
     </w:rPr>
   </w:style>
-  <w:style w:type="paragraph" w:styleId="Heading1">
+  <w:style w:type="paragraph" w:styleId="Ttulo1">
     <w:name w:val="heading 1"/>
     <w:basedOn w:val="Normal"/>
     <w:next w:val="Normal"/>
@@ -6407,11 +6373,11 @@
       <w:sz w:val="24"/>
     </w:rPr>
   </w:style>
-  <w:style w:type="paragraph" w:styleId="Heading4">
+  <w:style w:type="paragraph" w:styleId="Ttulo4">
     <w:name w:val="heading 4"/>
     <w:basedOn w:val="Normal"/>
     <w:next w:val="Normal"/>
-    <w:link w:val="Heading4Char"/>
+    <w:link w:val="Ttulo4Car"/>
     <w:uiPriority w:val="9"/>
     <w:unhideWhenUsed/>
     <w:qFormat/>
@@ -6429,13 +6395,13 @@
       <w:color w:val="2E74B5" w:themeColor="accent1" w:themeShade="BF"/>
     </w:rPr>
   </w:style>
-  <w:style w:type="character" w:default="1" w:styleId="DefaultParagraphFont">
+  <w:style w:type="character" w:default="1" w:styleId="Fuentedeprrafopredeter">
     <w:name w:val="Default Paragraph Font"/>
     <w:uiPriority w:val="1"/>
     <w:semiHidden/>
     <w:unhideWhenUsed/>
   </w:style>
-  <w:style w:type="table" w:default="1" w:styleId="TableNormal">
+  <w:style w:type="table" w:default="1" w:styleId="Tablanormal">
     <w:name w:val="Normal Table"/>
     <w:uiPriority w:val="99"/>
     <w:semiHidden/>
@@ -6450,37 +6416,37 @@
       </w:tblCellMar>
     </w:tblPr>
   </w:style>
-  <w:style w:type="numbering" w:default="1" w:styleId="NoList">
+  <w:style w:type="numbering" w:default="1" w:styleId="Sinlista">
     <w:name w:val="No List"/>
     <w:uiPriority w:val="99"/>
     <w:semiHidden/>
     <w:unhideWhenUsed/>
   </w:style>
-  <w:style w:type="character" w:styleId="Hyperlink">
+  <w:style w:type="character" w:styleId="Hipervnculo">
     <w:name w:val="Hyperlink"/>
     <w:rPr>
       <w:color w:val="0000FF"/>
       <w:u w:val="single"/>
     </w:rPr>
   </w:style>
-  <w:style w:type="paragraph" w:styleId="BodyText">
+  <w:style w:type="paragraph" w:styleId="Textoindependiente">
     <w:name w:val="Body Text"/>
     <w:basedOn w:val="Normal"/>
     <w:rPr>
       <w:color w:val="0000FF"/>
     </w:rPr>
   </w:style>
-  <w:style w:type="character" w:styleId="FollowedHyperlink">
+  <w:style w:type="character" w:styleId="Hipervnculovisitado">
     <w:name w:val="FollowedHyperlink"/>
     <w:rPr>
       <w:color w:val="800080"/>
       <w:u w:val="single"/>
     </w:rPr>
   </w:style>
-  <w:style w:type="paragraph" w:styleId="BalloonText">
+  <w:style w:type="paragraph" w:styleId="Textodeglobo">
     <w:name w:val="Balloon Text"/>
     <w:basedOn w:val="Normal"/>
-    <w:link w:val="BalloonTextChar"/>
+    <w:link w:val="TextodegloboCar"/>
     <w:uiPriority w:val="99"/>
     <w:semiHidden/>
     <w:unhideWhenUsed/>
@@ -6491,9 +6457,9 @@
       <w:szCs w:val="16"/>
     </w:rPr>
   </w:style>
-  <w:style w:type="character" w:customStyle="1" w:styleId="BalloonTextChar">
-    <w:name w:val="Balloon Text Char"/>
-    <w:link w:val="BalloonText"/>
+  <w:style w:type="character" w:customStyle="1" w:styleId="TextodegloboCar">
+    <w:name w:val="Texto de globo Car"/>
+    <w:link w:val="Textodeglobo"/>
     <w:uiPriority w:val="99"/>
     <w:semiHidden/>
     <w:rsid w:val="00D079ED"/>
@@ -6504,10 +6470,10 @@
       <w:lang w:val="es-ES" w:eastAsia="es-ES"/>
     </w:rPr>
   </w:style>
-  <w:style w:type="character" w:customStyle="1" w:styleId="Heading4Char">
-    <w:name w:val="Heading 4 Char"/>
-    <w:basedOn w:val="DefaultParagraphFont"/>
-    <w:link w:val="Heading4"/>
+  <w:style w:type="character" w:customStyle="1" w:styleId="Ttulo4Car">
+    <w:name w:val="Título 4 Car"/>
+    <w:basedOn w:val="Fuentedeprrafopredeter"/>
+    <w:link w:val="Ttulo4"/>
     <w:uiPriority w:val="9"/>
     <w:rsid w:val="00CA2AB1"/>
     <w:rPr>
@@ -6518,9 +6484,9 @@
       <w:lang w:val="es-ES" w:eastAsia="es-ES"/>
     </w:rPr>
   </w:style>
-  <w:style w:type="table" w:styleId="TableGrid">
+  <w:style w:type="table" w:styleId="Tablaconcuadrcula">
     <w:name w:val="Table Grid"/>
-    <w:basedOn w:val="TableNormal"/>
+    <w:basedOn w:val="Tablanormal"/>
     <w:uiPriority w:val="39"/>
     <w:rsid w:val="00E03363"/>
     <w:rPr>
@@ -6595,7 +6561,7 @@
       <w:lang w:val="en-US" w:eastAsia="en-US"/>
     </w:rPr>
   </w:style>
-  <w:style w:type="paragraph" w:styleId="ListParagraph">
+  <w:style w:type="paragraph" w:styleId="Prrafodelista">
     <w:name w:val="List Paragraph"/>
     <w:basedOn w:val="Normal"/>
     <w:uiPriority w:val="34"/>
@@ -6609,7 +6575,7 @@
   <w:style w:type="paragraph" w:customStyle="1" w:styleId="Task">
     <w:name w:val="Task"/>
     <w:basedOn w:val="Normal"/>
-    <w:next w:val="BodyText"/>
+    <w:next w:val="Textoindependiente"/>
     <w:rsid w:val="00244F6E"/>
     <w:pPr>
       <w:keepNext/>
@@ -6639,9 +6605,9 @@
       <w:lang w:val="en-US" w:eastAsia="en-US"/>
     </w:rPr>
   </w:style>
-  <w:style w:type="character" w:styleId="Strong">
+  <w:style w:type="character" w:styleId="Fuerte">
     <w:name w:val="Strong"/>
-    <w:basedOn w:val="DefaultParagraphFont"/>
+    <w:basedOn w:val="Fuentedeprrafopredeter"/>
     <w:uiPriority w:val="22"/>
     <w:qFormat/>
     <w:rsid w:val="00233174"/>
@@ -6667,7 +6633,7 @@
   </w:style>
   <w:style w:type="character" w:customStyle="1" w:styleId="instructurefileholder">
     <w:name w:val="instructure_file_holder"/>
-    <w:basedOn w:val="DefaultParagraphFont"/>
+    <w:basedOn w:val="Fuentedeprrafopredeter"/>
     <w:rsid w:val="00233174"/>
   </w:style>
   <w:style w:type="table" w:customStyle="1" w:styleId="TableNormal1">
